--- a/tillsyn/A 32070-2026 tillsynsbegäran.docx
+++ b/tillsyn/A 32070-2026 tillsynsbegäran.docx
@@ -60,12 +60,12 @@
         <w:spacing w:after="240"/>
       </w:pPr>
       <w:r>
-        <w:t>Figur 1. Fyndplatser för naturvårdsarter inom 16 meter från avverkningsanmälan. Markörer utan svart kant är placerade på fyndplatsen. Markörer med svart kant är placerade vid sidan av fyndplatsen och har ett svart streck som visar fyndplatsens exakta position. Kartans mittpunktskoordinat är N 6515779, E 566220 i SWEREF 99 TM.</w:t>
+        <w:t>Figur 1. Fyndplatser för naturvårdsarter i och inom 16 meter från avverkningsanmälan. Markörer utan svart kant är placerade på fyndplatsen. Markörer med svart kant är placerade vid sidan av fyndplatsen och har ett svart streck som visar fyndplatsens exakta position. Kartans mittpunktskoordinat är N 6515779, E 566220 i SWEREF 99 TM.</w:t>
       </w:r>
     </w:p>
     <w:p>
       <w:r>
-        <w:t>Inom 16 meter från avverkningsanmälan finns fynd av 1 naturvårdsarter, varav 1 är typisk (T) och 1 är signalart (S): grönpyrola (S, T). Se Figur 1.</w:t>
+        <w:t>I och inom 16 meter från avverkningsanmälan finns fynd av 1 naturvårdsarter, varav 1 är typisk (T) och 1 är signalart (S): grönpyrola (S, T). Se Figur 1.</w:t>
       </w:r>
     </w:p>
     <w:p>
@@ -256,7 +256,7 @@
     <w:r>
       <w:tab/>
       <w:tab/>
-      <w:t>2026-09-28</w:t>
+      <w:t>2026-09-29</w:t>
       <w:br/>
       <w:br/>
     </w:r>

--- a/tillsyn/A 32070-2026 tillsynsbegäran.docx
+++ b/tillsyn/A 32070-2026 tillsynsbegäran.docx
@@ -256,7 +256,7 @@
     <w:r>
       <w:tab/>
       <w:tab/>
-      <w:t>2026-09-29</w:t>
+      <w:t>2026-09-30</w:t>
       <w:br/>
       <w:br/>
     </w:r>

--- a/tillsyn/A 32070-2026 tillsynsbegäran.docx
+++ b/tillsyn/A 32070-2026 tillsynsbegäran.docx
@@ -256,7 +256,7 @@
     <w:r>
       <w:tab/>
       <w:tab/>
-      <w:t>2026-09-30</w:t>
+      <w:t>2026-10-01</w:t>
       <w:br/>
       <w:br/>
     </w:r>

--- a/tillsyn/A 32070-2026 tillsynsbegäran.docx
+++ b/tillsyn/A 32070-2026 tillsynsbegäran.docx
@@ -256,7 +256,7 @@
     <w:r>
       <w:tab/>
       <w:tab/>
-      <w:t>2026-10-01</w:t>
+      <w:t>2026-10-02</w:t>
       <w:br/>
       <w:br/>
     </w:r>

--- a/tillsyn/A 32070-2026 tillsynsbegäran.docx
+++ b/tillsyn/A 32070-2026 tillsynsbegäran.docx
@@ -256,7 +256,7 @@
     <w:r>
       <w:tab/>
       <w:tab/>
-      <w:t>2026-10-02</w:t>
+      <w:t>2026-10-03</w:t>
       <w:br/>
       <w:br/>
     </w:r>

--- a/tillsyn/A 32070-2026 tillsynsbegäran.docx
+++ b/tillsyn/A 32070-2026 tillsynsbegäran.docx
@@ -256,7 +256,7 @@
     <w:r>
       <w:tab/>
       <w:tab/>
-      <w:t>2026-10-03</w:t>
+      <w:t>2026-10-04</w:t>
       <w:br/>
       <w:br/>
     </w:r>

--- a/tillsyn/A 32070-2026 tillsynsbegäran.docx
+++ b/tillsyn/A 32070-2026 tillsynsbegäran.docx
@@ -256,7 +256,7 @@
     <w:r>
       <w:tab/>
       <w:tab/>
-      <w:t>2026-10-04</w:t>
+      <w:t>2026-10-05</w:t>
       <w:br/>
       <w:br/>
     </w:r>

--- a/tillsyn/A 32070-2026 tillsynsbegäran.docx
+++ b/tillsyn/A 32070-2026 tillsynsbegäran.docx
@@ -256,7 +256,7 @@
     <w:r>
       <w:tab/>
       <w:tab/>
-      <w:t>2026-10-05</w:t>
+      <w:t>2026-10-06</w:t>
       <w:br/>
       <w:br/>
     </w:r>

--- a/tillsyn/A 32070-2026 tillsynsbegäran.docx
+++ b/tillsyn/A 32070-2026 tillsynsbegäran.docx
@@ -256,7 +256,7 @@
     <w:r>
       <w:tab/>
       <w:tab/>
-      <w:t>2026-10-06</w:t>
+      <w:t>2026-10-07</w:t>
       <w:br/>
       <w:br/>
     </w:r>

--- a/tillsyn/A 32070-2026 tillsynsbegäran.docx
+++ b/tillsyn/A 32070-2026 tillsynsbegäran.docx
@@ -256,7 +256,7 @@
     <w:r>
       <w:tab/>
       <w:tab/>
-      <w:t>2026-10-07</w:t>
+      <w:t>2026-10-08</w:t>
       <w:br/>
       <w:br/>
     </w:r>

--- a/tillsyn/A 32070-2026 tillsynsbegäran.docx
+++ b/tillsyn/A 32070-2026 tillsynsbegäran.docx
@@ -256,7 +256,7 @@
     <w:r>
       <w:tab/>
       <w:tab/>
-      <w:t>2026-10-08</w:t>
+      <w:t>2026-10-09</w:t>
       <w:br/>
       <w:br/>
     </w:r>

--- a/tillsyn/A 32070-2026 tillsynsbegäran.docx
+++ b/tillsyn/A 32070-2026 tillsynsbegäran.docx
@@ -256,7 +256,7 @@
     <w:r>
       <w:tab/>
       <w:tab/>
-      <w:t>2026-10-09</w:t>
+      <w:t>2026-10-10</w:t>
       <w:br/>
       <w:br/>
     </w:r>

--- a/tillsyn/A 32070-2026 tillsynsbegäran.docx
+++ b/tillsyn/A 32070-2026 tillsynsbegäran.docx
@@ -256,7 +256,7 @@
     <w:r>
       <w:tab/>
       <w:tab/>
-      <w:t>2026-10-10</w:t>
+      <w:t>2026-10-11</w:t>
       <w:br/>
       <w:br/>
     </w:r>

--- a/tillsyn/A 32070-2026 tillsynsbegäran.docx
+++ b/tillsyn/A 32070-2026 tillsynsbegäran.docx
@@ -256,7 +256,7 @@
     <w:r>
       <w:tab/>
       <w:tab/>
-      <w:t>2026-10-11</w:t>
+      <w:t>2026-10-12</w:t>
       <w:br/>
       <w:br/>
     </w:r>

--- a/tillsyn/A 32070-2026 tillsynsbegäran.docx
+++ b/tillsyn/A 32070-2026 tillsynsbegäran.docx
@@ -256,7 +256,7 @@
     <w:r>
       <w:tab/>
       <w:tab/>
-      <w:t>2026-10-12</w:t>
+      <w:t>2026-10-13</w:t>
       <w:br/>
       <w:br/>
     </w:r>

--- a/tillsyn/A 32070-2026 tillsynsbegäran.docx
+++ b/tillsyn/A 32070-2026 tillsynsbegäran.docx
@@ -256,7 +256,7 @@
     <w:r>
       <w:tab/>
       <w:tab/>
-      <w:t>2026-10-13</w:t>
+      <w:t>2026-10-14</w:t>
       <w:br/>
       <w:br/>
     </w:r>

--- a/tillsyn/A 32070-2026 tillsynsbegäran.docx
+++ b/tillsyn/A 32070-2026 tillsynsbegäran.docx
@@ -256,7 +256,7 @@
     <w:r>
       <w:tab/>
       <w:tab/>
-      <w:t>2026-10-14</w:t>
+      <w:t>2026-10-15</w:t>
       <w:br/>
       <w:br/>
     </w:r>

--- a/tillsyn/A 32070-2026 tillsynsbegäran.docx
+++ b/tillsyn/A 32070-2026 tillsynsbegäran.docx
@@ -256,7 +256,7 @@
     <w:r>
       <w:tab/>
       <w:tab/>
-      <w:t>2026-10-15</w:t>
+      <w:t>2026-10-16</w:t>
       <w:br/>
       <w:br/>
     </w:r>

--- a/tillsyn/A 32070-2026 tillsynsbegäran.docx
+++ b/tillsyn/A 32070-2026 tillsynsbegäran.docx
@@ -256,7 +256,7 @@
     <w:r>
       <w:tab/>
       <w:tab/>
-      <w:t>2026-10-16</w:t>
+      <w:t>2026-10-17</w:t>
       <w:br/>
       <w:br/>
     </w:r>

--- a/tillsyn/A 32070-2026 tillsynsbegäran.docx
+++ b/tillsyn/A 32070-2026 tillsynsbegäran.docx
@@ -256,7 +256,7 @@
     <w:r>
       <w:tab/>
       <w:tab/>
-      <w:t>2026-10-17</w:t>
+      <w:t>2026-10-18</w:t>
       <w:br/>
       <w:br/>
     </w:r>

--- a/tillsyn/A 32070-2026 tillsynsbegäran.docx
+++ b/tillsyn/A 32070-2026 tillsynsbegäran.docx
@@ -256,7 +256,7 @@
     <w:r>
       <w:tab/>
       <w:tab/>
-      <w:t>2026-10-18</w:t>
+      <w:t>2026-10-19</w:t>
       <w:br/>
       <w:br/>
     </w:r>

--- a/tillsyn/A 32070-2026 tillsynsbegäran.docx
+++ b/tillsyn/A 32070-2026 tillsynsbegäran.docx
@@ -256,7 +256,7 @@
     <w:r>
       <w:tab/>
       <w:tab/>
-      <w:t>2026-10-19</w:t>
+      <w:t>2026-10-20</w:t>
       <w:br/>
       <w:br/>
     </w:r>

--- a/tillsyn/A 32070-2026 tillsynsbegäran.docx
+++ b/tillsyn/A 32070-2026 tillsynsbegäran.docx
@@ -256,7 +256,7 @@
     <w:r>
       <w:tab/>
       <w:tab/>
-      <w:t>2026-10-20</w:t>
+      <w:t>2026-10-21</w:t>
       <w:br/>
       <w:br/>
     </w:r>

--- a/tillsyn/A 32070-2026 tillsynsbegäran.docx
+++ b/tillsyn/A 32070-2026 tillsynsbegäran.docx
@@ -256,7 +256,7 @@
     <w:r>
       <w:tab/>
       <w:tab/>
-      <w:t>2026-10-21</w:t>
+      <w:t>2026-10-22</w:t>
       <w:br/>
       <w:br/>
     </w:r>

--- a/tillsyn/A 32070-2026 tillsynsbegäran.docx
+++ b/tillsyn/A 32070-2026 tillsynsbegäran.docx
@@ -256,7 +256,7 @@
     <w:r>
       <w:tab/>
       <w:tab/>
-      <w:t>2026-10-22</w:t>
+      <w:t>2026-10-23</w:t>
       <w:br/>
       <w:br/>
     </w:r>

--- a/tillsyn/A 32070-2026 tillsynsbegäran.docx
+++ b/tillsyn/A 32070-2026 tillsynsbegäran.docx
@@ -256,7 +256,7 @@
     <w:r>
       <w:tab/>
       <w:tab/>
-      <w:t>2026-10-23</w:t>
+      <w:t>2026-10-24</w:t>
       <w:br/>
       <w:br/>
     </w:r>

--- a/tillsyn/A 32070-2026 tillsynsbegäran.docx
+++ b/tillsyn/A 32070-2026 tillsynsbegäran.docx
@@ -256,7 +256,7 @@
     <w:r>
       <w:tab/>
       <w:tab/>
-      <w:t>2026-10-24</w:t>
+      <w:t>2026-10-25</w:t>
       <w:br/>
       <w:br/>
     </w:r>

--- a/tillsyn/A 32070-2026 tillsynsbegäran.docx
+++ b/tillsyn/A 32070-2026 tillsynsbegäran.docx
@@ -256,7 +256,7 @@
     <w:r>
       <w:tab/>
       <w:tab/>
-      <w:t>2026-10-25</w:t>
+      <w:t>2026-10-26</w:t>
       <w:br/>
       <w:br/>
     </w:r>

--- a/tillsyn/A 32070-2026 tillsynsbegäran.docx
+++ b/tillsyn/A 32070-2026 tillsynsbegäran.docx
@@ -256,7 +256,7 @@
     <w:r>
       <w:tab/>
       <w:tab/>
-      <w:t>2026-10-26</w:t>
+      <w:t>2026-10-27</w:t>
       <w:br/>
       <w:br/>
     </w:r>

--- a/tillsyn/A 32070-2026 tillsynsbegäran.docx
+++ b/tillsyn/A 32070-2026 tillsynsbegäran.docx
@@ -256,7 +256,7 @@
     <w:r>
       <w:tab/>
       <w:tab/>
-      <w:t>2026-10-27</w:t>
+      <w:t>2026-10-28</w:t>
       <w:br/>
       <w:br/>
     </w:r>

--- a/tillsyn/A 32070-2026 tillsynsbegäran.docx
+++ b/tillsyn/A 32070-2026 tillsynsbegäran.docx
@@ -256,7 +256,7 @@
     <w:r>
       <w:tab/>
       <w:tab/>
-      <w:t>2026-10-28</w:t>
+      <w:t>2026-10-29</w:t>
       <w:br/>
       <w:br/>
     </w:r>

--- a/tillsyn/A 32070-2026 tillsynsbegäran.docx
+++ b/tillsyn/A 32070-2026 tillsynsbegäran.docx
@@ -256,7 +256,7 @@
     <w:r>
       <w:tab/>
       <w:tab/>
-      <w:t>2026-10-29</w:t>
+      <w:t>2026-10-31</w:t>
       <w:br/>
       <w:br/>
     </w:r>
